--- a/АБК/Том СОТС АБК/Акт о смонтированном оборудовании СОТС АБК.docx
+++ b/АБК/Том СОТС АБК/Акт о смонтированном оборудовании СОТС АБК.docx
@@ -403,7 +403,7 @@
           <w:i/>
           <w:sz w:val="20"/>
         </w:rPr>
-        <w:t>Скрытые работы по прокладке кабельных линий освидетельствованы актами № 1-СОТС-АБК, 2-СОТС-АБК, 3-СОТС-АБК.</w:t>
+        <w:t>Скрытые работы (устройство и герметизация кабельных проходок, монтаж кабеленесущих систем, прокладка кабельных линий — в составе, предусмотренном исполнительной документацией) освидетельствованы актами № 1-СОТС-АБК, 2-СОТС-АБК, 3-СОТС-АБК.</w:t>
       </w:r>
     </w:p>
     <w:p>
@@ -582,7 +582,7 @@
                 <w:i w:val="0"/>
                 <w:sz w:val="20"/>
               </w:rPr>
-              <w:t>____________________ / Белоногов И.Ю. /</w:t>
+              <w:t xml:space="preserve">    ___________________ / Белоногов И.Ю. /</w:t>
             </w:r>
           </w:p>
         </w:tc>

--- a/АБК/Том СОТС АБК/Акт о смонтированном оборудовании СОТС АБК.docx
+++ b/АБК/Том СОТС АБК/Акт о смонтированном оборудовании СОТС АБК.docx
@@ -334,7 +334,7 @@
           <w:i/>
           <w:sz w:val="20"/>
         </w:rPr>
-        <w:t>Монтаж выполнен по рабочей документации 16/1/26-СОТС-Р, лист 5. Фактическое расположение оборудования, позиционные обозначения и кабельные трассы отражены в исполнительной документации 16/1/26-ИД-АБК, лист 7, и кабельном журнале 16/1/26-ИД-АБК.КЖ (раздел СОТС).</w:t>
+        <w:t>Монтаж выполнен по рабочей документации 16/1/26-СОТС-Р, лист 5. Фактическое расположение оборудования, позиционные обозначения и кабельные трассы отражены в исполнительной документации 16/1/26-СОТС-ИД-АБК, лист 2, и кабельном журнале 16/1/26-СОТС-ИД-АБК.КЖ.</w:t>
       </w:r>
     </w:p>
     <w:p>
@@ -472,7 +472,7 @@
           <w:i/>
           <w:sz w:val="20"/>
         </w:rPr>
-        <w:t>1. Ведомость смонтированного оборудования. 2. Исполнительная схема 16/1/26-ИД-АБК, лист 7.</w:t>
+        <w:t>1. Ведомость смонтированного оборудования. 2. Исполнительная схема 16/1/26-СОТС-ИД-АБК, лист 2.</w:t>
       </w:r>
     </w:p>
     <w:p>
@@ -679,7 +679,7 @@
           <w:i w:val="0"/>
           <w:sz w:val="20"/>
         </w:rPr>
-        <w:t>система охранной и тревожной сигнализации (СОТС), здание АБК. Исполнительная документация 16/1/26-ИД-АБК, лист 7</w:t>
+        <w:t>система охранной и тревожной сигнализации (СОТС), здание АБК. Исполнительная документация 16/1/26-СОТС-ИД-АБК, лист 2</w:t>
       </w:r>
     </w:p>
     <w:tbl>
@@ -1362,7 +1362,7 @@
                 <w:i w:val="0"/>
                 <w:sz w:val="16"/>
               </w:rPr>
-              <w:t>С2000-ОСТ исп.01 (по УГО ИД)</w:t>
+              <w:t>С2000-ОПЗ</w:t>
             </w:r>
           </w:p>
         </w:tc>
@@ -1446,7 +1446,7 @@
                 <w:i w:val="0"/>
                 <w:sz w:val="16"/>
               </w:rPr>
-              <w:t>УГО</w:t>
+              <w:t>УГО; спецификация .СО, поз. 3</w:t>
             </w:r>
           </w:p>
         </w:tc>
@@ -1788,7 +1788,7 @@
                 <w:i w:val="0"/>
                 <w:sz w:val="16"/>
               </w:rPr>
-              <w:t>Контроллер двухпроводной линии</w:t>
+              <w:t>Контроллер двухпроводной линии, два интерфейса RS-485</w:t>
             </w:r>
           </w:p>
         </w:tc>
@@ -1809,7 +1809,7 @@
                 <w:i w:val="0"/>
                 <w:sz w:val="16"/>
               </w:rPr>
-              <w:t>С2000-КДЛ</w:t>
+              <w:t>С2000-КДЛ-2И исп.01</w:t>
             </w:r>
           </w:p>
         </w:tc>
@@ -1893,7 +1893,7 @@
                 <w:i w:val="0"/>
                 <w:sz w:val="16"/>
               </w:rPr>
-              <w:t>УГО</w:t>
+              <w:t>УГО, схема шкафа; спецификация .СО, поз. 2</w:t>
             </w:r>
           </w:p>
         </w:tc>

--- a/АБК/Том СОТС АБК/Акт о смонтированном оборудовании СОТС АБК.docx
+++ b/АБК/Том СОТС АБК/Акт о смонтированном оборудовании СОТС АБК.docx
@@ -2201,6 +2201,155 @@
           <w:tcPr>
             <w:tcW w:type="dxa" w:w="454"/>
           </w:tcPr>
+          <w:p>
+            <w:pPr>
+              <w:spacing w:after="0"/>
+              <w:jc w:val="center"/>
+            </w:pPr>
+            <w:r/>
+            <w:r>
+              <w:rPr>
+                <w:rFonts w:ascii="Times New Roman" w:hAnsi="Times New Roman" w:eastAsia="Times New Roman"/>
+                <w:b w:val="0"/>
+                <w:i w:val="0"/>
+                <w:sz w:val="16"/>
+              </w:rPr>
+              <w:t>10</w:t>
+            </w:r>
+          </w:p>
+        </w:tc>
+        <w:tc>
+          <w:tcPr>
+            <w:tcW w:type="dxa" w:w="3515"/>
+          </w:tcPr>
+          <w:p>
+            <w:pPr>
+              <w:spacing w:after="0"/>
+              <w:jc w:val="left"/>
+            </w:pPr>
+            <w:r/>
+            <w:r>
+              <w:rPr>
+                <w:rFonts w:ascii="Times New Roman" w:hAnsi="Times New Roman" w:eastAsia="Times New Roman"/>
+                <w:b w:val="0"/>
+                <w:i w:val="0"/>
+                <w:sz w:val="16"/>
+              </w:rPr>
+              <w:t>Батарея аккумуляторная 12 В 18 А·ч (в шкафу ШПС-24, UG3)</w:t>
+            </w:r>
+          </w:p>
+        </w:tc>
+        <w:tc>
+          <w:tcPr>
+            <w:tcW w:type="dxa" w:w="1928"/>
+          </w:tcPr>
+          <w:p>
+            <w:pPr>
+              <w:spacing w:after="0"/>
+              <w:jc w:val="left"/>
+            </w:pPr>
+            <w:r/>
+            <w:r>
+              <w:rPr>
+                <w:rFonts w:ascii="Times New Roman" w:hAnsi="Times New Roman" w:eastAsia="Times New Roman"/>
+                <w:b w:val="0"/>
+                <w:i w:val="0"/>
+                <w:sz w:val="16"/>
+              </w:rPr>
+              <w:t>DT 12В 18Ач</w:t>
+            </w:r>
+          </w:p>
+        </w:tc>
+        <w:tc>
+          <w:tcPr>
+            <w:tcW w:type="dxa" w:w="1134"/>
+          </w:tcPr>
+          <w:p>
+            <w:pPr>
+              <w:spacing w:after="0"/>
+              <w:jc w:val="left"/>
+            </w:pPr>
+            <w:r/>
+            <w:r>
+              <w:rPr>
+                <w:rFonts w:ascii="Times New Roman" w:hAnsi="Times New Roman" w:eastAsia="Times New Roman"/>
+                <w:b w:val="0"/>
+                <w:i w:val="0"/>
+                <w:sz w:val="16"/>
+              </w:rPr>
+              <w:t>Delta</w:t>
+            </w:r>
+          </w:p>
+        </w:tc>
+        <w:tc>
+          <w:tcPr>
+            <w:tcW w:type="dxa" w:w="1020"/>
+          </w:tcPr>
+          <w:p>
+            <w:pPr>
+              <w:spacing w:after="0"/>
+              <w:jc w:val="center"/>
+            </w:pPr>
+            <w:r/>
+            <w:r>
+              <w:rPr>
+                <w:rFonts w:ascii="Times New Roman" w:hAnsi="Times New Roman" w:eastAsia="Times New Roman"/>
+                <w:b w:val="0"/>
+                <w:i w:val="0"/>
+                <w:sz w:val="16"/>
+              </w:rPr>
+              <w:t>—</w:t>
+            </w:r>
+          </w:p>
+        </w:tc>
+        <w:tc>
+          <w:tcPr>
+            <w:tcW w:type="dxa" w:w="737"/>
+          </w:tcPr>
+          <w:p>
+            <w:pPr>
+              <w:spacing w:after="0"/>
+              <w:jc w:val="center"/>
+            </w:pPr>
+            <w:r/>
+            <w:r>
+              <w:rPr>
+                <w:rFonts w:ascii="Times New Roman" w:hAnsi="Times New Roman" w:eastAsia="Times New Roman"/>
+                <w:b w:val="0"/>
+                <w:i w:val="0"/>
+                <w:sz w:val="16"/>
+              </w:rPr>
+              <w:t>2</w:t>
+            </w:r>
+          </w:p>
+        </w:tc>
+        <w:tc>
+          <w:tcPr>
+            <w:tcW w:type="dxa" w:w="1134"/>
+          </w:tcPr>
+          <w:p>
+            <w:pPr>
+              <w:spacing w:after="0"/>
+              <w:jc w:val="left"/>
+            </w:pPr>
+            <w:r/>
+            <w:r>
+              <w:rPr>
+                <w:rFonts w:ascii="Times New Roman" w:hAnsi="Times New Roman" w:eastAsia="Times New Roman"/>
+                <w:b w:val="0"/>
+                <w:i w:val="0"/>
+                <w:sz w:val="16"/>
+              </w:rPr>
+              <w:t>схема шкафа (ШПС-24 — 2 АКБ); спецификации СКУД/СОТС, поз. 9</w:t>
+            </w:r>
+          </w:p>
+        </w:tc>
+      </w:tr>
+      <w:tr>
+        <w:tc>
+          <w:tcPr>
+            <w:tcW w:type="dxa" w:w="454"/>
+          </w:tcPr>
           <w:p/>
         </w:tc>
         <w:tc>
@@ -2259,7 +2408,7 @@
                 <w:i w:val="0"/>
                 <w:sz w:val="16"/>
               </w:rPr>
-              <w:t>59</w:t>
+              <w:t>61</w:t>
             </w:r>
           </w:p>
         </w:tc>
